--- a/Assignments/Week6_Assignment.docx
+++ b/Assignments/Week6_Assignment.docx
@@ -1,6 +1,6 @@
 
 <file path=word/document.xml><?xml version="1.0" encoding="utf-8"?>
-<w:document xmlns:wpc="http://schemas.microsoft.com/office/word/2010/wordprocessingCanvas" xmlns:mc="http://schemas.openxmlformats.org/markup-compatibility/2006" xmlns:o="urn:schemas-microsoft-com:office:office" xmlns:r="http://schemas.openxmlformats.org/officeDocument/2006/relationships" xmlns:m="http://schemas.openxmlformats.org/officeDocument/2006/math" xmlns:v="urn:schemas-microsoft-com:vml" xmlns:wp14="http://schemas.microsoft.com/office/word/2010/wordprocessingDrawing" xmlns:wp="http://schemas.openxmlformats.org/drawingml/2006/wordprocessingDrawing" xmlns:w10="urn:schemas-microsoft-com:office:word" xmlns:w="http://schemas.openxmlformats.org/wordprocessingml/2006/main" xmlns:w14="http://schemas.microsoft.com/office/word/2010/wordml" xmlns:w15="http://schemas.microsoft.com/office/word/2012/wordml" xmlns:wpg="http://schemas.microsoft.com/office/word/2010/wordprocessingGroup" xmlns:wpi="http://schemas.microsoft.com/office/word/2010/wordprocessingInk" xmlns:wne="http://schemas.microsoft.com/office/word/2006/wordml" xmlns:wps="http://schemas.microsoft.com/office/word/2010/wordprocessingShape" xmlns:cx="http://schemas.microsoft.com/office/drawing/2014/chartex" xmlns:cx1="http://schemas.microsoft.com/office/drawing/2015/9/8/chartex" xmlns:cx2="http://schemas.microsoft.com/office/drawing/2015/10/21/chartex" xmlns:cx3="http://schemas.microsoft.com/office/drawing/2016/5/9/chartex" xmlns:cx4="http://schemas.microsoft.com/office/drawing/2016/5/10/chartex" xmlns:cx5="http://schemas.microsoft.com/office/drawing/2016/5/11/chartex" xmlns:cx6="http://schemas.microsoft.com/office/drawing/2016/5/12/chartex" xmlns:cx7="http://schemas.microsoft.com/office/drawing/2016/5/13/chartex" xmlns:cx8="http://schemas.microsoft.com/office/drawing/2016/5/14/chartex" xmlns:aink="http://schemas.microsoft.com/office/drawing/2016/ink" xmlns:am3d="http://schemas.microsoft.com/office/drawing/2017/model3d" xmlns:w16cex="http://schemas.microsoft.com/office/word/2018/wordml/cex" xmlns:w16cid="http://schemas.microsoft.com/office/word/2016/wordml/cid" xmlns:w16="http://schemas.microsoft.com/office/word/2018/wordml" xmlns:w16sdtdh="http://schemas.microsoft.com/office/word/2020/wordml/sdtdatahash" xmlns:w16se="http://schemas.microsoft.com/office/word/2015/wordml/symex" mc:Ignorable="w14 w15 wp14">
+<w:document xmlns:wpc="http://schemas.microsoft.com/office/word/2010/wordprocessingCanvas" xmlns:cx="http://schemas.microsoft.com/office/drawing/2014/chartex" xmlns:cx1="http://schemas.microsoft.com/office/drawing/2015/9/8/chartex" xmlns:cx2="http://schemas.microsoft.com/office/drawing/2015/10/21/chartex" xmlns:cx3="http://schemas.microsoft.com/office/drawing/2016/5/9/chartex" xmlns:cx4="http://schemas.microsoft.com/office/drawing/2016/5/10/chartex" xmlns:cx5="http://schemas.microsoft.com/office/drawing/2016/5/11/chartex" xmlns:cx6="http://schemas.microsoft.com/office/drawing/2016/5/12/chartex" xmlns:cx7="http://schemas.microsoft.com/office/drawing/2016/5/13/chartex" xmlns:cx8="http://schemas.microsoft.com/office/drawing/2016/5/14/chartex" xmlns:mc="http://schemas.openxmlformats.org/markup-compatibility/2006" xmlns:aink="http://schemas.microsoft.com/office/drawing/2016/ink" xmlns:am3d="http://schemas.microsoft.com/office/drawing/2017/model3d" xmlns:o="urn:schemas-microsoft-com:office:office" xmlns:oel="http://schemas.microsoft.com/office/2019/extlst" xmlns:r="http://schemas.openxmlformats.org/officeDocument/2006/relationships" xmlns:m="http://schemas.openxmlformats.org/officeDocument/2006/math" xmlns:v="urn:schemas-microsoft-com:vml" xmlns:wp14="http://schemas.microsoft.com/office/word/2010/wordprocessingDrawing" xmlns:wp="http://schemas.openxmlformats.org/drawingml/2006/wordprocessingDrawing" xmlns:w10="urn:schemas-microsoft-com:office:word" xmlns:w="http://schemas.openxmlformats.org/wordprocessingml/2006/main" xmlns:w14="http://schemas.microsoft.com/office/word/2010/wordml" xmlns:w15="http://schemas.microsoft.com/office/word/2012/wordml" xmlns:w16cex="http://schemas.microsoft.com/office/word/2018/wordml/cex" xmlns:w16cid="http://schemas.microsoft.com/office/word/2016/wordml/cid" xmlns:w16="http://schemas.microsoft.com/office/word/2018/wordml" xmlns:w16du="http://schemas.microsoft.com/office/word/2023/wordml/word16du" xmlns:w16sdtdh="http://schemas.microsoft.com/office/word/2020/wordml/sdtdatahash" xmlns:w16sdtfl="http://schemas.microsoft.com/office/word/2024/wordml/sdtformatlock" xmlns:w16se="http://schemas.microsoft.com/office/word/2015/wordml/symex" xmlns:wpg="http://schemas.microsoft.com/office/word/2010/wordprocessingGroup" xmlns:wpi="http://schemas.microsoft.com/office/word/2010/wordprocessingInk" xmlns:wne="http://schemas.microsoft.com/office/word/2006/wordml" xmlns:wps="http://schemas.microsoft.com/office/word/2010/wordprocessingShape" mc:Ignorable="w14 w15 w16se w16cid w16 w16cex w16sdtdh w16sdtfl w16du wp14">
   <w:body>
     <w:p>
       <w:pPr>
@@ -9,294 +9,477 @@
         </w:pBdr>
         <w:spacing w:after="120"/>
         <w:rPr>
+          <w:sz w:val="21"/>
+          <w:szCs w:val="21"/>
+        </w:rPr>
+      </w:pPr>
+      <w:r>
+        <w:rPr>
+          <w:i/>
+          <w:iCs/>
+          <w:color w:val="666666"/>
+          <w:sz w:val="16"/>
+          <w:szCs w:val="16"/>
+        </w:rPr>
+        <w:t>MGMT298D: Science and Strategy of AI | UCLA Anderson</w:t>
+      </w:r>
+    </w:p>
+    <w:p>
+      <w:pPr>
+        <w:pStyle w:val="Heading1"/>
+        <w:rPr>
+          <w:sz w:val="28"/>
+          <w:szCs w:val="28"/>
+        </w:rPr>
+      </w:pPr>
+      <w:r>
+        <w:rPr>
+          <w:b w:val="0"/>
+          <w:bCs w:val="0"/>
+          <w:i/>
+          <w:iCs/>
+          <w:color w:val="000000" w:themeColor="text1"/>
           <w:sz w:val="22"/>
           <w:szCs w:val="22"/>
         </w:rPr>
-      </w:pPr>
-      <w:r>
-        <w:rPr>
+        <w:t>Assignment 6</w:t>
+      </w:r>
+      <w:r>
+        <w:rPr>
+          <w:sz w:val="32"/>
+          <w:szCs w:val="32"/>
+        </w:rPr>
+        <w:br/>
+        <w:t>Embeddings and Transformers</w:t>
+      </w:r>
+      <w:r>
+        <w:rPr>
+          <w:sz w:val="32"/>
+          <w:szCs w:val="32"/>
+        </w:rPr>
+        <w:br/>
+      </w:r>
+      <w:r>
+        <w:rPr>
+          <w:b w:val="0"/>
+          <w:bCs w:val="0"/>
           <w:i/>
           <w:iCs/>
-          <w:sz w:val="18"/>
-          <w:szCs w:val="18"/>
-          <w:color w:val="666666"/>
-        </w:rPr>
-        <w:t xml:space="preserve">MGMT298D: Science and Strategy of AI | UCLA Anderson</w:t>
-      </w:r>
-    </w:p>
-    <w:p>
-      <w:pPr>
-        <w:pStyle w:val="Heading1"/>
-        <w:rPr>
-          <w:sz w:val="32"/>
-          <w:szCs w:val="32"/>
-        </w:rPr>
-      </w:pPr>
-      <w:r>
-        <w:t xml:space="preserve">Word Embeddings &amp; Transformers: Text Analysis</w:t>
-      </w:r>
-    </w:p>
-    <w:p>
-      <w:pPr>
-        <w:spacing w:after="360" w:before="60"/>
+          <w:color w:val="000000" w:themeColor="text1"/>
+          <w:sz w:val="24"/>
+          <w:szCs w:val="24"/>
+        </w:rPr>
+        <w:t xml:space="preserve">Yelp Review </w:t>
+      </w:r>
+      <w:r>
+        <w:rPr>
+          <w:b w:val="0"/>
+          <w:bCs w:val="0"/>
+          <w:i/>
+          <w:iCs/>
+          <w:color w:val="000000" w:themeColor="text1"/>
+          <w:sz w:val="24"/>
+          <w:szCs w:val="24"/>
+        </w:rPr>
+        <w:t>Generation</w:t>
+      </w:r>
+    </w:p>
+    <w:p>
+      <w:pPr>
+        <w:spacing w:after="0"/>
         <w:rPr>
           <w:sz w:val="22"/>
           <w:szCs w:val="22"/>
         </w:rPr>
       </w:pPr>
-      <w:r>
-        <w:rPr>
-          <w:sz w:val="21"/>
-          <w:szCs w:val="21"/>
-          <w:color w:val="666666"/>
-          <w:i/>
-          <w:iCs/>
-        </w:rPr>
-        <w:t xml:space="preserve">Week 7</w:t>
+    </w:p>
+    <w:p>
+      <w:pPr>
+        <w:pStyle w:val="Heading3"/>
+        <w:rPr>
+          <w:sz w:val="20"/>
+          <w:szCs w:val="20"/>
+        </w:rPr>
+      </w:pPr>
+      <w:r>
+        <w:rPr>
+          <w:sz w:val="20"/>
+          <w:szCs w:val="20"/>
+        </w:rPr>
+        <w:t xml:space="preserve">Instructions. </w:t>
+      </w:r>
+      <w:r>
+        <w:rPr>
+          <w:b w:val="0"/>
+          <w:bCs w:val="0"/>
+          <w:color w:val="000000" w:themeColor="text1"/>
+          <w:sz w:val="20"/>
+          <w:szCs w:val="20"/>
+        </w:rPr>
+        <w:t xml:space="preserve">This assignment focuses on how language models use next-token prediction to generate Yelp-style text. </w:t>
+      </w:r>
+      <w:r>
+        <w:rPr>
+          <w:b w:val="0"/>
+          <w:bCs w:val="0"/>
+          <w:color w:val="000000" w:themeColor="text1"/>
+          <w:sz w:val="20"/>
+          <w:szCs w:val="20"/>
+        </w:rPr>
+        <w:t xml:space="preserve">Explore the </w:t>
+      </w:r>
+      <w:hyperlink r:id="rId5" w:history="1">
+        <w:r>
+          <w:rPr>
+            <w:rStyle w:val="Hyperlink"/>
+            <w:b w:val="0"/>
+            <w:bCs w:val="0"/>
+            <w:sz w:val="20"/>
+            <w:szCs w:val="20"/>
+          </w:rPr>
+          <w:t>Week 6 web app</w:t>
+        </w:r>
+      </w:hyperlink>
+      <w:r>
+        <w:rPr>
+          <w:b w:val="0"/>
+          <w:bCs w:val="0"/>
+          <w:color w:val="000000" w:themeColor="text1"/>
+          <w:sz w:val="20"/>
+          <w:szCs w:val="20"/>
+        </w:rPr>
+        <w:t xml:space="preserve"> and answer the questions below. Stick to 3 sentences maximum per question. Upload your responses to BruinLearn as a PDF by the end of the day (11:59pm PT).</w:t>
       </w:r>
     </w:p>
     <w:p>
       <w:pPr>
         <w:spacing w:after="0"/>
-      </w:pPr>
-    </w:p>
-    <w:p>
-      <w:pPr>
-        <w:pStyle w:val="Heading2"/>
-        <w:rPr>
-          <w:sz w:val="24"/>
-          <w:szCs w:val="24"/>
-        </w:rPr>
-      </w:pPr>
-      <w:r>
-        <w:rPr>
-          <w:sz w:val="24"/>
-          <w:szCs w:val="24"/>
-        </w:rPr>
-        <w:t xml:space="preserve">Instructions</w:t>
-      </w:r>
-    </w:p>
-    <w:p>
-      <w:pPr>
-        <w:spacing w:after="200"/>
         <w:rPr>
           <w:sz w:val="22"/>
           <w:szCs w:val="22"/>
         </w:rPr>
       </w:pPr>
-      <w:r>
-        <w:rPr>
-          <w:sz w:val="22"/>
-          <w:szCs w:val="22"/>
-        </w:rPr>
-        <w:t xml:space="preserve">Build models using the Week 7 web application and answer the following questions. Upload your completed assignment to BruinLearn.</w:t>
-      </w:r>
     </w:p>
     <w:p>
       <w:pPr>
         <w:spacing w:after="0"/>
-      </w:pPr>
-    </w:p>
-    <w:p>
-      <w:pPr>
-        <w:pStyle w:val="Heading2"/>
-        <w:rPr>
-          <w:sz w:val="24"/>
-          <w:szCs w:val="24"/>
-        </w:rPr>
-      </w:pPr>
-      <w:r>
-        <w:rPr>
-          <w:sz w:val="24"/>
-          <w:szCs w:val="24"/>
-        </w:rPr>
-        <w:t xml:space="preserve">Questions</w:t>
-      </w:r>
+        <w:rPr>
+          <w:sz w:val="20"/>
+          <w:szCs w:val="20"/>
+        </w:rPr>
+      </w:pPr>
     </w:p>
     <w:p>
       <w:pPr>
         <w:pStyle w:val="Heading3"/>
         <w:rPr>
-          <w:sz w:val="22"/>
-          <w:szCs w:val="22"/>
-        </w:rPr>
-      </w:pPr>
-      <w:r>
-        <w:rPr>
-          <w:sz w:val="22"/>
-          <w:szCs w:val="22"/>
-        </w:rPr>
-        <w:t xml:space="preserve">Question 1</w:t>
-      </w:r>
-    </w:p>
-    <w:p>
-      <w:pPr>
-        <w:spacing w:after="200"/>
-        <w:rPr>
-          <w:sz w:val="22"/>
-          <w:szCs w:val="22"/>
-        </w:rPr>
-      </w:pPr>
-      <w:r>
-        <w:rPr>
-          <w:sz w:val="22"/>
-          <w:szCs w:val="22"/>
-        </w:rPr>
-        <w:t xml:space="preserve">Generate word embeddings and find the 5 nearest neighbors to the word 'king'. Then compute 'king' - 'man' + 'woman' and report the nearest word. What does this vector arithmetic reveal about how embeddings capture semantic relationships?</w:t>
-      </w:r>
+          <w:b w:val="0"/>
+          <w:bCs w:val="0"/>
+          <w:color w:val="000000" w:themeColor="text1"/>
+          <w:sz w:val="20"/>
+          <w:szCs w:val="20"/>
+        </w:rPr>
+      </w:pPr>
+      <w:r>
+        <w:rPr>
+          <w:sz w:val="20"/>
+          <w:szCs w:val="20"/>
+        </w:rPr>
+        <w:t xml:space="preserve">Question 1. </w:t>
+      </w:r>
+      <w:r>
+        <w:rPr>
+          <w:b w:val="0"/>
+          <w:bCs w:val="0"/>
+          <w:color w:val="000000" w:themeColor="text1"/>
+          <w:sz w:val="20"/>
+          <w:szCs w:val="20"/>
+        </w:rPr>
+        <w:t>In the Next Token tab, write your own 4- or 5-word Yelp-style prompt and compare all three pretrained models: 10,000 reviews / 1 epoch, 500,000 reviews / 1 epoch, and 500,000 reviews / 5 epochs. Report the prompt you used, plus the top next token and probability for each model. What changes as the model sees more data or trains longer?</w:t>
+      </w:r>
+    </w:p>
+    <w:p>
+      <w:pPr>
+        <w:rPr>
+          <w:sz w:val="20"/>
+          <w:szCs w:val="20"/>
+        </w:rPr>
+      </w:pPr>
+    </w:p>
+    <w:p>
+      <w:pPr>
+        <w:rPr>
+          <w:sz w:val="20"/>
+          <w:szCs w:val="20"/>
+        </w:rPr>
+      </w:pPr>
+    </w:p>
+    <w:p>
+      <w:pPr>
+        <w:rPr>
+          <w:sz w:val="20"/>
+          <w:szCs w:val="20"/>
+        </w:rPr>
+      </w:pPr>
+    </w:p>
+    <w:p>
+      <w:pPr>
+        <w:rPr>
+          <w:sz w:val="20"/>
+          <w:szCs w:val="20"/>
+        </w:rPr>
+      </w:pPr>
+    </w:p>
+    <w:p>
+      <w:pPr>
+        <w:rPr>
+          <w:sz w:val="20"/>
+          <w:szCs w:val="20"/>
+        </w:rPr>
+      </w:pPr>
+    </w:p>
+    <w:p>
+      <w:pPr>
+        <w:rPr>
+          <w:sz w:val="20"/>
+          <w:szCs w:val="20"/>
+        </w:rPr>
+      </w:pPr>
+    </w:p>
+    <w:p>
+      <w:pPr>
+        <w:rPr>
+          <w:sz w:val="20"/>
+          <w:szCs w:val="20"/>
+        </w:rPr>
+      </w:pPr>
     </w:p>
     <w:p>
       <w:pPr>
         <w:pStyle w:val="Heading3"/>
         <w:rPr>
-          <w:sz w:val="22"/>
-          <w:szCs w:val="22"/>
-        </w:rPr>
-      </w:pPr>
-      <w:r>
-        <w:rPr>
-          <w:sz w:val="22"/>
-          <w:szCs w:val="22"/>
-        </w:rPr>
-        <w:t xml:space="preserve">Question 2</w:t>
-      </w:r>
-    </w:p>
-    <w:p>
-      <w:pPr>
-        <w:spacing w:after="200"/>
-        <w:rPr>
-          <w:sz w:val="22"/>
-          <w:szCs w:val="22"/>
-        </w:rPr>
-      </w:pPr>
-      <w:r>
-        <w:rPr>
-          <w:sz w:val="22"/>
-          <w:szCs w:val="22"/>
-        </w:rPr>
-        <w:t xml:space="preserve">Compare embeddings trained with window_size=2 versus window_size=10. How do the nearest neighbors for a sample word differ? What does window size control in the context of word embeddings?</w:t>
-      </w:r>
+          <w:b w:val="0"/>
+          <w:bCs w:val="0"/>
+          <w:color w:val="000000" w:themeColor="text1"/>
+          <w:sz w:val="20"/>
+          <w:szCs w:val="20"/>
+        </w:rPr>
+      </w:pPr>
+      <w:r>
+        <w:rPr>
+          <w:sz w:val="20"/>
+          <w:szCs w:val="20"/>
+        </w:rPr>
+        <w:t xml:space="preserve">Question 2. </w:t>
+      </w:r>
+      <w:r>
+        <w:rPr>
+          <w:b w:val="0"/>
+          <w:bCs w:val="0"/>
+          <w:color w:val="000000" w:themeColor="text1"/>
+          <w:sz w:val="20"/>
+          <w:szCs w:val="20"/>
+        </w:rPr>
+        <w:t>In the Next Token tab, choose two different 4- or 5-word Yelp-style prompts using the 500,000 reviews / 5 epochs model. Report both prompts, then report the top 3 predicted next tokens for each prompt. How does the prompt context shape what the model expects next?</w:t>
+      </w:r>
+    </w:p>
+    <w:p>
+      <w:pPr>
+        <w:rPr>
+          <w:sz w:val="20"/>
+          <w:szCs w:val="20"/>
+        </w:rPr>
+      </w:pPr>
+    </w:p>
+    <w:p>
+      <w:pPr>
+        <w:rPr>
+          <w:sz w:val="20"/>
+          <w:szCs w:val="20"/>
+        </w:rPr>
+      </w:pPr>
+    </w:p>
+    <w:p>
+      <w:pPr>
+        <w:rPr>
+          <w:sz w:val="20"/>
+          <w:szCs w:val="20"/>
+        </w:rPr>
+      </w:pPr>
+    </w:p>
+    <w:p>
+      <w:pPr>
+        <w:rPr>
+          <w:sz w:val="20"/>
+          <w:szCs w:val="20"/>
+        </w:rPr>
+      </w:pPr>
+    </w:p>
+    <w:p>
+      <w:pPr>
+        <w:rPr>
+          <w:sz w:val="20"/>
+          <w:szCs w:val="20"/>
+        </w:rPr>
+      </w:pPr>
+    </w:p>
+    <w:p>
+      <w:pPr>
+        <w:rPr>
+          <w:sz w:val="20"/>
+          <w:szCs w:val="20"/>
+        </w:rPr>
+      </w:pPr>
     </w:p>
     <w:p>
       <w:pPr>
         <w:pStyle w:val="Heading3"/>
         <w:rPr>
-          <w:sz w:val="22"/>
-          <w:szCs w:val="22"/>
-        </w:rPr>
-      </w:pPr>
-      <w:r>
-        <w:rPr>
-          <w:sz w:val="22"/>
-          <w:szCs w:val="22"/>
-        </w:rPr>
-        <w:t xml:space="preserve">Question 3</w:t>
-      </w:r>
-    </w:p>
-    <w:p>
-      <w:pPr>
-        <w:spacing w:after="200"/>
-        <w:rPr>
-          <w:sz w:val="22"/>
-          <w:szCs w:val="22"/>
-        </w:rPr>
-      </w:pPr>
-      <w:r>
-        <w:rPr>
-          <w:sz w:val="22"/>
-          <w:szCs w:val="22"/>
-        </w:rPr>
-        <w:t xml:space="preserve">Visualize word embeddings using t-SNE or PCA. Describe clusters you observe (e.g., do similar words group together?). What does this tell you about the structure learned by embedding models?</w:t>
-      </w:r>
+          <w:sz w:val="20"/>
+          <w:szCs w:val="20"/>
+        </w:rPr>
+      </w:pPr>
     </w:p>
     <w:p>
       <w:pPr>
         <w:pStyle w:val="Heading3"/>
         <w:rPr>
-          <w:sz w:val="22"/>
-          <w:szCs w:val="22"/>
-        </w:rPr>
-      </w:pPr>
-      <w:r>
-        <w:rPr>
-          <w:sz w:val="22"/>
-          <w:szCs w:val="22"/>
-        </w:rPr>
-        <w:t xml:space="preserve">Question 4</w:t>
-      </w:r>
-    </w:p>
-    <w:p>
-      <w:pPr>
-        <w:spacing w:after="200"/>
-        <w:rPr>
-          <w:sz w:val="22"/>
-          <w:szCs w:val="22"/>
-        </w:rPr>
-      </w:pPr>
-      <w:r>
-        <w:rPr>
-          <w:sz w:val="22"/>
-          <w:szCs w:val="22"/>
-        </w:rPr>
-        <w:t xml:space="preserve">In a transformer model, examine the attention weights for a sample sentence. Which words does the model attend to most strongly? What does this reveal about how transformers process sequential information differently from RNNs?</w:t>
+          <w:b w:val="0"/>
+          <w:bCs w:val="0"/>
+          <w:color w:val="000000" w:themeColor="text1"/>
+          <w:sz w:val="20"/>
+          <w:szCs w:val="20"/>
+        </w:rPr>
+      </w:pPr>
+      <w:r>
+        <w:rPr>
+          <w:sz w:val="20"/>
+          <w:szCs w:val="20"/>
+        </w:rPr>
+        <w:lastRenderedPageBreak/>
+        <w:t xml:space="preserve">Question 3. </w:t>
+      </w:r>
+      <w:r>
+        <w:rPr>
+          <w:b w:val="0"/>
+          <w:bCs w:val="0"/>
+          <w:color w:val="000000" w:themeColor="text1"/>
+          <w:sz w:val="20"/>
+          <w:szCs w:val="20"/>
+        </w:rPr>
+        <w:t>In the Completion tab, use one 4- or 5-word Yelp-style prompt with the 500,000 reviews / 5 epochs model. Set Tokens to 20 and generate completions at temperatures 0.5, 0.8, and 1.1. Report the prompt you used. Which completion sounds most like a real Yelp review, and what does temperature appear to control?</w:t>
+      </w:r>
+    </w:p>
+    <w:p>
+      <w:pPr>
+        <w:rPr>
+          <w:sz w:val="20"/>
+          <w:szCs w:val="20"/>
+        </w:rPr>
+      </w:pPr>
+    </w:p>
+    <w:p>
+      <w:pPr>
+        <w:rPr>
+          <w:sz w:val="20"/>
+          <w:szCs w:val="20"/>
+        </w:rPr>
+      </w:pPr>
+    </w:p>
+    <w:p>
+      <w:pPr>
+        <w:rPr>
+          <w:sz w:val="20"/>
+          <w:szCs w:val="20"/>
+        </w:rPr>
+      </w:pPr>
+    </w:p>
+    <w:p>
+      <w:pPr>
+        <w:rPr>
+          <w:sz w:val="20"/>
+          <w:szCs w:val="20"/>
+        </w:rPr>
+      </w:pPr>
+    </w:p>
+    <w:p>
+      <w:pPr>
+        <w:rPr>
+          <w:sz w:val="20"/>
+          <w:szCs w:val="20"/>
+        </w:rPr>
+      </w:pPr>
+    </w:p>
+    <w:p>
+      <w:pPr>
+        <w:rPr>
+          <w:sz w:val="20"/>
+          <w:szCs w:val="20"/>
+        </w:rPr>
+      </w:pPr>
+    </w:p>
+    <w:p>
+      <w:pPr>
+        <w:rPr>
+          <w:sz w:val="20"/>
+          <w:szCs w:val="20"/>
+        </w:rPr>
+      </w:pPr>
+    </w:p>
+    <w:p>
+      <w:pPr>
+        <w:rPr>
+          <w:sz w:val="20"/>
+          <w:szCs w:val="20"/>
+        </w:rPr>
+      </w:pPr>
+    </w:p>
+    <w:p>
+      <w:pPr>
+        <w:pStyle w:val="Heading3"/>
+        <w:rPr>
+          <w:b w:val="0"/>
+          <w:bCs w:val="0"/>
+          <w:color w:val="000000" w:themeColor="text1"/>
+          <w:sz w:val="20"/>
+          <w:szCs w:val="20"/>
+        </w:rPr>
+      </w:pPr>
+      <w:r>
+        <w:rPr>
+          <w:sz w:val="20"/>
+          <w:szCs w:val="20"/>
+        </w:rPr>
+        <w:t xml:space="preserve">Question 4. </w:t>
+      </w:r>
+      <w:r>
+        <w:rPr>
+          <w:b w:val="0"/>
+          <w:bCs w:val="0"/>
+          <w:color w:val="000000" w:themeColor="text1"/>
+          <w:sz w:val="20"/>
+          <w:szCs w:val="20"/>
+        </w:rPr>
+        <w:t>If you wanted to improve this tiny Yelp language model, what changes would you make and why? You may comment on training data, model architecture, vocabulary size, training time, or evaluation. A strong answer should connect your recommendation to how the model works.</w:t>
       </w:r>
     </w:p>
     <w:sectPr>
-      <w:pgSz w:w="12240" w:h="15840" w:orient="portrait"/>
+      <w:pgSz w:w="12240" w:h="15840"/>
       <w:pgMar w:top="1440" w:right="1440" w:bottom="1440" w:left="1440" w:header="708" w:footer="708" w:gutter="0"/>
-      <w:pgNumType/>
+      <w:cols w:space="720"/>
       <w:docGrid w:linePitch="360"/>
     </w:sectPr>
   </w:body>
 </w:document>
 </file>
 
-<file path=word/comments.xml><?xml version="1.0" encoding="utf-8"?>
-<w:comments xmlns:cx="http://schemas.microsoft.com/office/drawing/2014/chartex" xmlns:cx1="http://schemas.microsoft.com/office/drawing/2015/9/8/chartex" xmlns:cx2="http://schemas.microsoft.com/office/drawing/2015/10/21/chartex" xmlns:cx3="http://schemas.microsoft.com/office/drawing/2016/5/9/chartex" xmlns:cx4="http://schemas.microsoft.com/office/drawing/2016/5/10/chartex" xmlns:cx5="http://schemas.microsoft.com/office/drawing/2016/5/11/chartex" xmlns:cx6="http://schemas.microsoft.com/office/drawing/2016/5/12/chartex" xmlns:cx7="http://schemas.microsoft.com/office/drawing/2016/5/13/chartex" xmlns:cx8="http://schemas.microsoft.com/office/drawing/2016/5/14/chartex" xmlns:mc="http://schemas.openxmlformats.org/markup-compatibility/2006" xmlns:aink="http://schemas.microsoft.com/office/drawing/2016/ink" xmlns:am3d="http://schemas.microsoft.com/office/drawing/2017/model3d" xmlns:o="urn:schemas-microsoft-com:office:office" xmlns:r="http://schemas.openxmlformats.org/officeDocument/2006/relationships" xmlns:m="http://schemas.openxmlformats.org/officeDocument/2006/math" xmlns:v="urn:schemas-microsoft-com:vml" xmlns:wp14="http://schemas.microsoft.com/office/word/2010/wordprocessingDrawing" xmlns:wp="http://schemas.openxmlformats.org/drawingml/2006/wordprocessingDrawing" xmlns:w10="urn:schemas-microsoft-com:office:word" xmlns:w="http://schemas.openxmlformats.org/wordprocessingml/2006/main" xmlns:w14="http://schemas.microsoft.com/office/word/2010/wordml" xmlns:w15="http://schemas.microsoft.com/office/word/2012/wordml" xmlns:w16cex="http://schemas.microsoft.com/office/word/2018/wordml/cex" xmlns:w16cid="http://schemas.microsoft.com/office/word/2016/wordml/cid" xmlns:w16="http://schemas.microsoft.com/office/word/2018/wordml" xmlns:w16sdtdh="http://schemas.microsoft.com/office/word/2020/wordml/sdtdatahash" xmlns:w16se="http://schemas.microsoft.com/office/word/2015/wordml/symex" xmlns:wpg="http://schemas.microsoft.com/office/word/2010/wordprocessingGroup" xmlns:wpi="http://schemas.microsoft.com/office/word/2010/wordprocessingInk" xmlns:wne="http://schemas.microsoft.com/office/word/2006/wordml" xmlns:wps="http://schemas.microsoft.com/office/word/2010/wordprocessingShape"/>
-</file>
-
-<file path=word/footnotes.xml><?xml version="1.0" encoding="utf-8"?>
-<w:footnotes xmlns:wpc="http://schemas.microsoft.com/office/word/2010/wordprocessingCanvas" xmlns:mc="http://schemas.openxmlformats.org/markup-compatibility/2006" xmlns:o="urn:schemas-microsoft-com:office:office" xmlns:r="http://schemas.openxmlformats.org/officeDocument/2006/relationships" xmlns:m="http://schemas.openxmlformats.org/officeDocument/2006/math" xmlns:v="urn:schemas-microsoft-com:vml" xmlns:wp14="http://schemas.microsoft.com/office/word/2010/wordprocessingDrawing" xmlns:wp="http://schemas.openxmlformats.org/drawingml/2006/wordprocessingDrawing" xmlns:w10="urn:schemas-microsoft-com:office:word" xmlns:w="http://schemas.openxmlformats.org/wordprocessingml/2006/main" xmlns:w14="http://schemas.microsoft.com/office/word/2010/wordml" xmlns:w15="http://schemas.microsoft.com/office/word/2012/wordml" xmlns:wpg="http://schemas.microsoft.com/office/word/2010/wordprocessingGroup" xmlns:wpi="http://schemas.microsoft.com/office/word/2010/wordprocessingInk" xmlns:wne="http://schemas.microsoft.com/office/word/2006/wordml" xmlns:wps="http://schemas.microsoft.com/office/word/2010/wordprocessingShape" mc:Ignorable="w14 w15 wp14">
-  <w:footnote w:type="separator" w:id="-1">
-    <w:p>
-      <w:pPr>
-        <w:spacing w:after="0" w:line="240" w:lineRule="auto"/>
-      </w:pPr>
-      <w:r>
-        <w:rPr>
-          <w:rStyle w:val="FootnoteReference"/>
-        </w:rPr>
-        <w:footnoteRef/>
-      </w:r>
-      <w:r>
-        <w:separator/>
-      </w:r>
-    </w:p>
-  </w:footnote>
-  <w:footnote w:type="continuationSeparator" w:id="0">
-    <w:p>
-      <w:pPr>
-        <w:spacing w:after="0" w:line="240" w:lineRule="auto"/>
-      </w:pPr>
-      <w:r>
-        <w:rPr>
-          <w:rStyle w:val="FootnoteReference"/>
-        </w:rPr>
-        <w:footnoteRef/>
-      </w:r>
-      <w:r>
-        <w:continuationSeparator/>
-      </w:r>
-    </w:p>
-  </w:footnote>
-</w:footnotes>
-</file>
-
 <file path=word/numbering.xml><?xml version="1.0" encoding="utf-8"?>
-<w:numbering xmlns:wpc="http://schemas.microsoft.com/office/word/2010/wordprocessingCanvas" xmlns:mc="http://schemas.openxmlformats.org/markup-compatibility/2006" xmlns:o="urn:schemas-microsoft-com:office:office" xmlns:r="http://schemas.openxmlformats.org/officeDocument/2006/relationships" xmlns:m="http://schemas.openxmlformats.org/officeDocument/2006/math" xmlns:v="urn:schemas-microsoft-com:vml" xmlns:wp14="http://schemas.microsoft.com/office/word/2010/wordprocessingDrawing" xmlns:wp="http://schemas.openxmlformats.org/drawingml/2006/wordprocessingDrawing" xmlns:w10="urn:schemas-microsoft-com:office:word" xmlns:w="http://schemas.openxmlformats.org/wordprocessingml/2006/main" xmlns:w14="http://schemas.microsoft.com/office/word/2010/wordml" xmlns:w15="http://schemas.microsoft.com/office/word/2012/wordml" xmlns:wpg="http://schemas.microsoft.com/office/word/2010/wordprocessingGroup" xmlns:wpi="http://schemas.microsoft.com/office/word/2010/wordprocessingInk" xmlns:wne="http://schemas.microsoft.com/office/word/2006/wordml" xmlns:wps="http://schemas.microsoft.com/office/word/2010/wordprocessingShape" mc:Ignorable="w14 w15 wp14">
-  <w:abstractNum w:abstractNumId="1" w15:restartNumberingAfterBreak="0">
+<w:numbering xmlns:wpc="http://schemas.microsoft.com/office/word/2010/wordprocessingCanvas" xmlns:cx="http://schemas.microsoft.com/office/drawing/2014/chartex" xmlns:cx1="http://schemas.microsoft.com/office/drawing/2015/9/8/chartex" xmlns:cx2="http://schemas.microsoft.com/office/drawing/2015/10/21/chartex" xmlns:cx3="http://schemas.microsoft.com/office/drawing/2016/5/9/chartex" xmlns:cx4="http://schemas.microsoft.com/office/drawing/2016/5/10/chartex" xmlns:cx5="http://schemas.microsoft.com/office/drawing/2016/5/11/chartex" xmlns:cx6="http://schemas.microsoft.com/office/drawing/2016/5/12/chartex" xmlns:cx7="http://schemas.microsoft.com/office/drawing/2016/5/13/chartex" xmlns:cx8="http://schemas.microsoft.com/office/drawing/2016/5/14/chartex" xmlns:mc="http://schemas.openxmlformats.org/markup-compatibility/2006" xmlns:aink="http://schemas.microsoft.com/office/drawing/2016/ink" xmlns:am3d="http://schemas.microsoft.com/office/drawing/2017/model3d" xmlns:o="urn:schemas-microsoft-com:office:office" xmlns:oel="http://schemas.microsoft.com/office/2019/extlst" xmlns:r="http://schemas.openxmlformats.org/officeDocument/2006/relationships" xmlns:m="http://schemas.openxmlformats.org/officeDocument/2006/math" xmlns:v="urn:schemas-microsoft-com:vml" xmlns:wp14="http://schemas.microsoft.com/office/word/2010/wordprocessingDrawing" xmlns:wp="http://schemas.openxmlformats.org/drawingml/2006/wordprocessingDrawing" xmlns:w10="urn:schemas-microsoft-com:office:word" xmlns:w="http://schemas.openxmlformats.org/wordprocessingml/2006/main" xmlns:w14="http://schemas.microsoft.com/office/word/2010/wordml" xmlns:w15="http://schemas.microsoft.com/office/word/2012/wordml" xmlns:w16cex="http://schemas.microsoft.com/office/word/2018/wordml/cex" xmlns:w16cid="http://schemas.microsoft.com/office/word/2016/wordml/cid" xmlns:w16="http://schemas.microsoft.com/office/word/2018/wordml" xmlns:w16du="http://schemas.microsoft.com/office/word/2023/wordml/word16du" xmlns:w16sdtdh="http://schemas.microsoft.com/office/word/2020/wordml/sdtdatahash" xmlns:w16sdtfl="http://schemas.microsoft.com/office/word/2024/wordml/sdtformatlock" xmlns:w16se="http://schemas.microsoft.com/office/word/2015/wordml/symex" xmlns:wpg="http://schemas.microsoft.com/office/word/2010/wordprocessingGroup" xmlns:wpi="http://schemas.microsoft.com/office/word/2010/wordprocessingInk" xmlns:wne="http://schemas.microsoft.com/office/word/2006/wordml" xmlns:wps="http://schemas.microsoft.com/office/word/2010/wordprocessingShape" mc:Ignorable="w14 w15 w16se w16cid w16 w16cex w16sdtdh w16sdtfl w16du wp14">
+  <w:abstractNum w:abstractNumId="0" w15:restartNumberingAfterBreak="0">
+    <w:nsid w:val="585B5AEB"/>
     <w:multiLevelType w:val="hybridMultilevel"/>
-    <w:lvl w:ilvl="0" w15:tentative="1">
+    <w:tmpl w:val="4BDCC744"/>
+    <w:lvl w:ilvl="0" w:tplc="11507C5A">
       <w:start w:val="1"/>
       <w:numFmt w:val="bullet"/>
       <w:lvlText w:val="●"/>
@@ -305,7 +488,7 @@
         <w:ind w:left="720" w:hanging="360"/>
       </w:pPr>
     </w:lvl>
-    <w:lvl w:ilvl="1" w15:tentative="1">
+    <w:lvl w:ilvl="1" w:tplc="F36ADF30">
       <w:start w:val="1"/>
       <w:numFmt w:val="bullet"/>
       <w:lvlText w:val="○"/>
@@ -314,7 +497,7 @@
         <w:ind w:left="1440" w:hanging="360"/>
       </w:pPr>
     </w:lvl>
-    <w:lvl w:ilvl="2" w15:tentative="1">
+    <w:lvl w:ilvl="2" w:tplc="B0B0CB90">
       <w:start w:val="1"/>
       <w:numFmt w:val="bullet"/>
       <w:lvlText w:val="■"/>
@@ -323,7 +506,7 @@
         <w:ind w:left="2160" w:hanging="360"/>
       </w:pPr>
     </w:lvl>
-    <w:lvl w:ilvl="3" w15:tentative="1">
+    <w:lvl w:ilvl="3" w:tplc="C9A2F7C4">
       <w:start w:val="1"/>
       <w:numFmt w:val="bullet"/>
       <w:lvlText w:val="●"/>
@@ -332,7 +515,7 @@
         <w:ind w:left="2880" w:hanging="360"/>
       </w:pPr>
     </w:lvl>
-    <w:lvl w:ilvl="4" w15:tentative="1">
+    <w:lvl w:ilvl="4" w:tplc="E286B66A">
       <w:start w:val="1"/>
       <w:numFmt w:val="bullet"/>
       <w:lvlText w:val="○"/>
@@ -341,7 +524,7 @@
         <w:ind w:left="3600" w:hanging="360"/>
       </w:pPr>
     </w:lvl>
-    <w:lvl w:ilvl="5" w15:tentative="1">
+    <w:lvl w:ilvl="5" w:tplc="A3C89DEC">
       <w:start w:val="1"/>
       <w:numFmt w:val="bullet"/>
       <w:lvlText w:val="■"/>
@@ -350,7 +533,7 @@
         <w:ind w:left="4320" w:hanging="360"/>
       </w:pPr>
     </w:lvl>
-    <w:lvl w:ilvl="6" w15:tentative="1">
+    <w:lvl w:ilvl="6" w:tplc="FFDA10B0">
       <w:start w:val="1"/>
       <w:numFmt w:val="bullet"/>
       <w:lvlText w:val="●"/>
@@ -359,7 +542,7 @@
         <w:ind w:left="5040" w:hanging="360"/>
       </w:pPr>
     </w:lvl>
-    <w:lvl w:ilvl="7" w15:tentative="1">
+    <w:lvl w:ilvl="7" w:tplc="AE267C40">
       <w:start w:val="1"/>
       <w:numFmt w:val="bullet"/>
       <w:lvlText w:val="●"/>
@@ -368,7 +551,7 @@
         <w:ind w:left="5760" w:hanging="360"/>
       </w:pPr>
     </w:lvl>
-    <w:lvl w:ilvl="8" w15:tentative="1">
+    <w:lvl w:ilvl="8" w:tplc="2A30E6E6">
       <w:start w:val="1"/>
       <w:numFmt w:val="bullet"/>
       <w:lvlText w:val="●"/>
@@ -378,8 +561,8 @@
       </w:pPr>
     </w:lvl>
   </w:abstractNum>
-  <w:num w:numId="1">
-    <w:abstractNumId w:val="1"/>
+  <w:num w:numId="1" w16cid:durableId="1118455142">
+    <w:abstractNumId w:val="0"/>
     <w:lvlOverride w:ilvl="0">
       <w:startOverride w:val="1"/>
     </w:lvlOverride>
@@ -988,5 +1171,344 @@
       <w:szCs w:val="20"/>
     </w:rPr>
   </w:style>
+  <w:style w:type="character" w:styleId="UnresolvedMention">
+    <w:name w:val="Unresolved Mention"/>
+    <w:basedOn w:val="DefaultParagraphFont"/>
+    <w:uiPriority w:val="99"/>
+    <w:semiHidden/>
+    <w:unhideWhenUsed/>
+    <w:rsid w:val="00EA2ADC"/>
+    <w:rPr>
+      <w:color w:val="605E5C"/>
+      <w:shd w:val="clear" w:color="auto" w:fill="E1DFDD"/>
+    </w:rPr>
+  </w:style>
+  <w:style w:type="character" w:styleId="FollowedHyperlink">
+    <w:name w:val="FollowedHyperlink"/>
+    <w:basedOn w:val="DefaultParagraphFont"/>
+    <w:uiPriority w:val="99"/>
+    <w:semiHidden/>
+    <w:unhideWhenUsed/>
+    <w:rsid w:val="00CC0335"/>
+    <w:rPr>
+      <w:color w:val="96607D" w:themeColor="followedHyperlink"/>
+      <w:u w:val="single"/>
+    </w:rPr>
+  </w:style>
 </w:styles>
+</file>
+
+<file path=word/theme/theme1.xml><?xml version="1.0" encoding="utf-8"?>
+<a:theme xmlns:a="http://schemas.openxmlformats.org/drawingml/2006/main" name="Office Theme">
+  <a:themeElements>
+    <a:clrScheme name="Office">
+      <a:dk1>
+        <a:sysClr val="windowText" lastClr="000000"/>
+      </a:dk1>
+      <a:lt1>
+        <a:sysClr val="window" lastClr="FFFFFF"/>
+      </a:lt1>
+      <a:dk2>
+        <a:srgbClr val="0E2841"/>
+      </a:dk2>
+      <a:lt2>
+        <a:srgbClr val="E8E8E8"/>
+      </a:lt2>
+      <a:accent1>
+        <a:srgbClr val="156082"/>
+      </a:accent1>
+      <a:accent2>
+        <a:srgbClr val="E97132"/>
+      </a:accent2>
+      <a:accent3>
+        <a:srgbClr val="196B24"/>
+      </a:accent3>
+      <a:accent4>
+        <a:srgbClr val="0F9ED5"/>
+      </a:accent4>
+      <a:accent5>
+        <a:srgbClr val="A02B93"/>
+      </a:accent5>
+      <a:accent6>
+        <a:srgbClr val="4EA72E"/>
+      </a:accent6>
+      <a:hlink>
+        <a:srgbClr val="467886"/>
+      </a:hlink>
+      <a:folHlink>
+        <a:srgbClr val="96607D"/>
+      </a:folHlink>
+    </a:clrScheme>
+    <a:fontScheme name="Office">
+      <a:majorFont>
+        <a:latin typeface="Aptos Display" panose="02110004020202020204"/>
+        <a:ea typeface=""/>
+        <a:cs typeface=""/>
+        <a:font script="Jpan" typeface="游ゴシック Light"/>
+        <a:font script="Hang" typeface="맑은 고딕"/>
+        <a:font script="Hans" typeface="等线 Light"/>
+        <a:font script="Hant" typeface="新細明體"/>
+        <a:font script="Arab" typeface="Times New Roman"/>
+        <a:font script="Hebr" typeface="Times New Roman"/>
+        <a:font script="Thai" typeface="Angsana New"/>
+        <a:font script="Ethi" typeface="Nyala"/>
+        <a:font script="Beng" typeface="Vrinda"/>
+        <a:font script="Gujr" typeface="Shruti"/>
+        <a:font script="Khmr" typeface="MoolBoran"/>
+        <a:font script="Knda" typeface="Tunga"/>
+        <a:font script="Guru" typeface="Raavi"/>
+        <a:font script="Cans" typeface="Euphemia"/>
+        <a:font script="Cher" typeface="Plantagenet Cherokee"/>
+        <a:font script="Yiii" typeface="Microsoft Yi Baiti"/>
+        <a:font script="Tibt" typeface="Microsoft Himalaya"/>
+        <a:font script="Thaa" typeface="MV Boli"/>
+        <a:font script="Deva" typeface="Mangal"/>
+        <a:font script="Telu" typeface="Gautami"/>
+        <a:font script="Taml" typeface="Latha"/>
+        <a:font script="Syrc" typeface="Estrangelo Edessa"/>
+        <a:font script="Orya" typeface="Kalinga"/>
+        <a:font script="Mlym" typeface="Kartika"/>
+        <a:font script="Laoo" typeface="DokChampa"/>
+        <a:font script="Sinh" typeface="Iskoola Pota"/>
+        <a:font script="Mong" typeface="Mongolian Baiti"/>
+        <a:font script="Viet" typeface="Times New Roman"/>
+        <a:font script="Uigh" typeface="Microsoft Uighur"/>
+        <a:font script="Geor" typeface="Sylfaen"/>
+        <a:font script="Armn" typeface="Arial"/>
+        <a:font script="Bugi" typeface="Leelawadee UI"/>
+        <a:font script="Bopo" typeface="Microsoft JhengHei"/>
+        <a:font script="Java" typeface="Javanese Text"/>
+        <a:font script="Lisu" typeface="Segoe UI"/>
+        <a:font script="Mymr" typeface="Myanmar Text"/>
+        <a:font script="Nkoo" typeface="Ebrima"/>
+        <a:font script="Olck" typeface="Nirmala UI"/>
+        <a:font script="Osma" typeface="Ebrima"/>
+        <a:font script="Phag" typeface="Phagspa"/>
+        <a:font script="Syrn" typeface="Estrangelo Edessa"/>
+        <a:font script="Syrj" typeface="Estrangelo Edessa"/>
+        <a:font script="Syre" typeface="Estrangelo Edessa"/>
+        <a:font script="Sora" typeface="Nirmala UI"/>
+        <a:font script="Tale" typeface="Microsoft Tai Le"/>
+        <a:font script="Talu" typeface="Microsoft New Tai Lue"/>
+        <a:font script="Tfng" typeface="Ebrima"/>
+      </a:majorFont>
+      <a:minorFont>
+        <a:latin typeface="Aptos" panose="02110004020202020204"/>
+        <a:ea typeface=""/>
+        <a:cs typeface=""/>
+        <a:font script="Jpan" typeface="游明朝"/>
+        <a:font script="Hang" typeface="맑은 고딕"/>
+        <a:font script="Hans" typeface="等线"/>
+        <a:font script="Hant" typeface="新細明體"/>
+        <a:font script="Arab" typeface="Arial"/>
+        <a:font script="Hebr" typeface="Arial"/>
+        <a:font script="Thai" typeface="Cordia New"/>
+        <a:font script="Ethi" typeface="Nyala"/>
+        <a:font script="Beng" typeface="Vrinda"/>
+        <a:font script="Gujr" typeface="Shruti"/>
+        <a:font script="Khmr" typeface="DaunPenh"/>
+        <a:font script="Knda" typeface="Tunga"/>
+        <a:font script="Guru" typeface="Raavi"/>
+        <a:font script="Cans" typeface="Euphemia"/>
+        <a:font script="Cher" typeface="Plantagenet Cherokee"/>
+        <a:font script="Yiii" typeface="Microsoft Yi Baiti"/>
+        <a:font script="Tibt" typeface="Microsoft Himalaya"/>
+        <a:font script="Thaa" typeface="MV Boli"/>
+        <a:font script="Deva" typeface="Mangal"/>
+        <a:font script="Telu" typeface="Gautami"/>
+        <a:font script="Taml" typeface="Latha"/>
+        <a:font script="Syrc" typeface="Estrangelo Edessa"/>
+        <a:font script="Orya" typeface="Kalinga"/>
+        <a:font script="Mlym" typeface="Kartika"/>
+        <a:font script="Laoo" typeface="DokChampa"/>
+        <a:font script="Sinh" typeface="Iskoola Pota"/>
+        <a:font script="Mong" typeface="Mongolian Baiti"/>
+        <a:font script="Viet" typeface="Arial"/>
+        <a:font script="Uigh" typeface="Microsoft Uighur"/>
+        <a:font script="Geor" typeface="Sylfaen"/>
+        <a:font script="Armn" typeface="Arial"/>
+        <a:font script="Bugi" typeface="Leelawadee UI"/>
+        <a:font script="Bopo" typeface="Microsoft JhengHei"/>
+        <a:font script="Java" typeface="Javanese Text"/>
+        <a:font script="Lisu" typeface="Segoe UI"/>
+        <a:font script="Mymr" typeface="Myanmar Text"/>
+        <a:font script="Nkoo" typeface="Ebrima"/>
+        <a:font script="Olck" typeface="Nirmala UI"/>
+        <a:font script="Osma" typeface="Ebrima"/>
+        <a:font script="Phag" typeface="Phagspa"/>
+        <a:font script="Syrn" typeface="Estrangelo Edessa"/>
+        <a:font script="Syrj" typeface="Estrangelo Edessa"/>
+        <a:font script="Syre" typeface="Estrangelo Edessa"/>
+        <a:font script="Sora" typeface="Nirmala UI"/>
+        <a:font script="Tale" typeface="Microsoft Tai Le"/>
+        <a:font script="Talu" typeface="Microsoft New Tai Lue"/>
+        <a:font script="Tfng" typeface="Ebrima"/>
+      </a:minorFont>
+    </a:fontScheme>
+    <a:fmtScheme name="Office">
+      <a:fillStyleLst>
+        <a:solidFill>
+          <a:schemeClr val="phClr"/>
+        </a:solidFill>
+        <a:gradFill rotWithShape="1">
+          <a:gsLst>
+            <a:gs pos="0">
+              <a:schemeClr val="phClr">
+                <a:lumMod val="110000"/>
+                <a:satMod val="105000"/>
+                <a:tint val="67000"/>
+              </a:schemeClr>
+            </a:gs>
+            <a:gs pos="50000">
+              <a:schemeClr val="phClr">
+                <a:lumMod val="105000"/>
+                <a:satMod val="103000"/>
+                <a:tint val="73000"/>
+              </a:schemeClr>
+            </a:gs>
+            <a:gs pos="100000">
+              <a:schemeClr val="phClr">
+                <a:lumMod val="105000"/>
+                <a:satMod val="109000"/>
+                <a:tint val="81000"/>
+              </a:schemeClr>
+            </a:gs>
+          </a:gsLst>
+          <a:lin ang="5400000" scaled="0"/>
+        </a:gradFill>
+        <a:gradFill rotWithShape="1">
+          <a:gsLst>
+            <a:gs pos="0">
+              <a:schemeClr val="phClr">
+                <a:satMod val="103000"/>
+                <a:lumMod val="102000"/>
+                <a:tint val="94000"/>
+              </a:schemeClr>
+            </a:gs>
+            <a:gs pos="50000">
+              <a:schemeClr val="phClr">
+                <a:satMod val="110000"/>
+                <a:lumMod val="100000"/>
+                <a:shade val="100000"/>
+              </a:schemeClr>
+            </a:gs>
+            <a:gs pos="100000">
+              <a:schemeClr val="phClr">
+                <a:lumMod val="99000"/>
+                <a:satMod val="120000"/>
+                <a:shade val="78000"/>
+              </a:schemeClr>
+            </a:gs>
+          </a:gsLst>
+          <a:lin ang="5400000" scaled="0"/>
+        </a:gradFill>
+      </a:fillStyleLst>
+      <a:lnStyleLst>
+        <a:ln w="12700" cap="flat" cmpd="sng" algn="ctr">
+          <a:solidFill>
+            <a:schemeClr val="phClr"/>
+          </a:solidFill>
+          <a:prstDash val="solid"/>
+          <a:miter lim="800000"/>
+        </a:ln>
+        <a:ln w="19050" cap="flat" cmpd="sng" algn="ctr">
+          <a:solidFill>
+            <a:schemeClr val="phClr"/>
+          </a:solidFill>
+          <a:prstDash val="solid"/>
+          <a:miter lim="800000"/>
+        </a:ln>
+        <a:ln w="25400" cap="flat" cmpd="sng" algn="ctr">
+          <a:solidFill>
+            <a:schemeClr val="phClr"/>
+          </a:solidFill>
+          <a:prstDash val="solid"/>
+          <a:miter lim="800000"/>
+        </a:ln>
+      </a:lnStyleLst>
+      <a:effectStyleLst>
+        <a:effectStyle>
+          <a:effectLst/>
+        </a:effectStyle>
+        <a:effectStyle>
+          <a:effectLst/>
+        </a:effectStyle>
+        <a:effectStyle>
+          <a:effectLst>
+            <a:outerShdw blurRad="57150" dist="19050" dir="5400000" algn="ctr" rotWithShape="0">
+              <a:srgbClr val="000000">
+                <a:alpha val="63000"/>
+              </a:srgbClr>
+            </a:outerShdw>
+          </a:effectLst>
+        </a:effectStyle>
+      </a:effectStyleLst>
+      <a:bgFillStyleLst>
+        <a:solidFill>
+          <a:schemeClr val="phClr"/>
+        </a:solidFill>
+        <a:solidFill>
+          <a:schemeClr val="phClr">
+            <a:tint val="95000"/>
+            <a:satMod val="170000"/>
+          </a:schemeClr>
+        </a:solidFill>
+        <a:gradFill rotWithShape="1">
+          <a:gsLst>
+            <a:gs pos="0">
+              <a:schemeClr val="phClr">
+                <a:tint val="93000"/>
+                <a:satMod val="150000"/>
+                <a:shade val="98000"/>
+                <a:lumMod val="102000"/>
+              </a:schemeClr>
+            </a:gs>
+            <a:gs pos="50000">
+              <a:schemeClr val="phClr">
+                <a:tint val="98000"/>
+                <a:satMod val="130000"/>
+                <a:shade val="90000"/>
+                <a:lumMod val="103000"/>
+              </a:schemeClr>
+            </a:gs>
+            <a:gs pos="100000">
+              <a:schemeClr val="phClr">
+                <a:shade val="63000"/>
+                <a:satMod val="120000"/>
+              </a:schemeClr>
+            </a:gs>
+          </a:gsLst>
+          <a:lin ang="5400000" scaled="0"/>
+        </a:gradFill>
+      </a:bgFillStyleLst>
+    </a:fmtScheme>
+  </a:themeElements>
+  <a:objectDefaults>
+    <a:lnDef>
+      <a:spPr/>
+      <a:bodyPr/>
+      <a:lstStyle/>
+      <a:style>
+        <a:lnRef idx="2">
+          <a:schemeClr val="accent1"/>
+        </a:lnRef>
+        <a:fillRef idx="0">
+          <a:schemeClr val="accent1"/>
+        </a:fillRef>
+        <a:effectRef idx="1">
+          <a:schemeClr val="accent1"/>
+        </a:effectRef>
+        <a:fontRef idx="minor">
+          <a:schemeClr val="tx1"/>
+        </a:fontRef>
+      </a:style>
+    </a:lnDef>
+  </a:objectDefaults>
+  <a:extraClrSchemeLst/>
+  <a:extLst>
+    <a:ext uri="{05A4C25C-085E-4340-85A3-A5531E510DB2}">
+      <thm15:themeFamily xmlns:thm15="http://schemas.microsoft.com/office/thememl/2012/main" name="Office Theme" id="{2E142A2C-CD16-42D6-873A-C26D2A0506FA}" vid="{1BDDFF52-6CD6-40A5-AB3C-68EB2F1E4D0A}"/>
+    </a:ext>
+  </a:extLst>
+</a:theme>
 </file>
--- a/Assignments/Week6_Assignment.docx
+++ b/Assignments/Week6_Assignment.docx
@@ -16,10 +16,8 @@
       <w:r>
         <w:rPr>
           <w:i/>
-          <w:iCs/>
           <w:color w:val="666666"/>
           <w:sz w:val="16"/>
-          <w:szCs w:val="16"/>
         </w:rPr>
         <w:t>MGMT298D: Science and Strategy of AI | UCLA Anderson</w:t>
       </w:r>
@@ -35,98 +33,92 @@
       <w:r>
         <w:rPr>
           <w:b w:val="0"/>
-          <w:bCs w:val="0"/>
           <w:i/>
-          <w:iCs/>
-          <w:color w:val="000000" w:themeColor="text1"/>
+          <w:color w:val="000000"/>
+          <w:sz w:val="22"/>
+        </w:rPr>
+        <w:t>Assignment 6</w:t>
+      </w:r>
+      <w:r>
+        <w:rPr>
+          <w:b w:val="0"/>
+          <w:color w:val="000000"/>
+          <w:sz w:val="32"/>
+        </w:rPr>
+        <w:br/>
+      </w:r>
+      <w:r>
+        <w:rPr>
+          <w:sz w:val="32"/>
+          <w:szCs w:val="32"/>
+        </w:rPr>
+        <w:t>Transformers</w:t>
+      </w:r>
+      <w:r>
+        <w:rPr>
+          <w:sz w:val="32"/>
+          <w:szCs w:val="32"/>
+        </w:rPr>
+        <w:t xml:space="preserve"> and Next-Token Prediction</w:t>
+      </w:r>
+      <w:r>
+        <w:rPr>
+          <w:b w:val="0"/>
+          <w:color w:val="000000"/>
+          <w:sz w:val="32"/>
+        </w:rPr>
+        <w:br/>
+      </w:r>
+      <w:r>
+        <w:rPr>
+          <w:b w:val="0"/>
+          <w:i/>
+          <w:color w:val="000000"/>
+          <w:sz w:val="24"/>
+        </w:rPr>
+        <w:t>Yelp Review Generation</w:t>
+      </w:r>
+    </w:p>
+    <w:p>
+      <w:pPr>
+        <w:spacing w:after="0"/>
+        <w:rPr>
           <w:sz w:val="22"/>
           <w:szCs w:val="22"/>
         </w:rPr>
-        <w:t>Assignment 6</w:t>
-      </w:r>
-      <w:r>
-        <w:rPr>
-          <w:sz w:val="32"/>
-          <w:szCs w:val="32"/>
-        </w:rPr>
-        <w:br/>
-        <w:t>Embeddings and Transformers</w:t>
-      </w:r>
-      <w:r>
-        <w:rPr>
-          <w:sz w:val="32"/>
-          <w:szCs w:val="32"/>
-        </w:rPr>
-        <w:br/>
-      </w:r>
-      <w:r>
-        <w:rPr>
-          <w:b w:val="0"/>
+      </w:pPr>
+    </w:p>
+    <w:p>
+      <w:pPr>
+        <w:pStyle w:val="Heading3"/>
+        <w:rPr>
+          <w:sz w:val="20"/>
+          <w:szCs w:val="20"/>
+        </w:rPr>
+      </w:pPr>
+      <w:r>
+        <w:rPr>
           <w:bCs w:val="0"/>
-          <w:i/>
-          <w:iCs/>
-          <w:color w:val="000000" w:themeColor="text1"/>
-          <w:sz w:val="24"/>
-          <w:szCs w:val="24"/>
-        </w:rPr>
-        <w:t xml:space="preserve">Yelp Review </w:t>
-      </w:r>
-      <w:r>
-        <w:rPr>
-          <w:b w:val="0"/>
-          <w:bCs w:val="0"/>
-          <w:i/>
-          <w:iCs/>
-          <w:color w:val="000000" w:themeColor="text1"/>
-          <w:sz w:val="24"/>
-          <w:szCs w:val="24"/>
-        </w:rPr>
-        <w:t>Generation</w:t>
-      </w:r>
-    </w:p>
-    <w:p>
-      <w:pPr>
-        <w:spacing w:after="0"/>
-        <w:rPr>
-          <w:sz w:val="22"/>
-          <w:szCs w:val="22"/>
-        </w:rPr>
-      </w:pPr>
-    </w:p>
-    <w:p>
-      <w:pPr>
-        <w:pStyle w:val="Heading3"/>
-        <w:rPr>
-          <w:sz w:val="20"/>
-          <w:szCs w:val="20"/>
-        </w:rPr>
-      </w:pPr>
-      <w:r>
-        <w:rPr>
-          <w:sz w:val="20"/>
-          <w:szCs w:val="20"/>
-        </w:rPr>
-        <w:t xml:space="preserve">Instructions. </w:t>
-      </w:r>
-      <w:r>
-        <w:rPr>
-          <w:b w:val="0"/>
-          <w:bCs w:val="0"/>
-          <w:color w:val="000000" w:themeColor="text1"/>
-          <w:sz w:val="20"/>
-          <w:szCs w:val="20"/>
-        </w:rPr>
-        <w:t xml:space="preserve">This assignment focuses on how language models use next-token prediction to generate Yelp-style text. </w:t>
-      </w:r>
-      <w:r>
-        <w:rPr>
-          <w:b w:val="0"/>
-          <w:bCs w:val="0"/>
-          <w:color w:val="000000" w:themeColor="text1"/>
-          <w:sz w:val="20"/>
-          <w:szCs w:val="20"/>
-        </w:rPr>
-        <w:t xml:space="preserve">Explore the </w:t>
+          <w:color w:val="156082" w:themeColor="accent1"/>
+          <w:sz w:val="20"/>
+        </w:rPr>
+        <w:t>Instructions.</w:t>
+      </w:r>
+      <w:r>
+        <w:rPr>
+          <w:b w:val="0"/>
+          <w:color w:val="156082" w:themeColor="accent1"/>
+          <w:sz w:val="20"/>
+        </w:rPr>
+        <w:t xml:space="preserve"> </w:t>
+      </w:r>
+      <w:r>
+        <w:rPr>
+          <w:b w:val="0"/>
+          <w:color w:val="000000"/>
+          <w:sz w:val="20"/>
+        </w:rPr>
+        <w:t xml:space="preserve">This assignment focuses on how language models use next-token prediction to generate Yelp-style text. Explore the </w:t>
       </w:r>
       <w:hyperlink r:id="rId5" w:history="1">
         <w:r>
@@ -143,26 +135,134 @@
       <w:r>
         <w:rPr>
           <w:b w:val="0"/>
+          <w:color w:val="000000"/>
+          <w:sz w:val="20"/>
+        </w:rPr>
+        <w:t xml:space="preserve"> and answer the questions below. Stick to 3 sentences maximum per question. Upload your responses to </w:t>
+      </w:r>
+      <w:proofErr w:type="spellStart"/>
+      <w:r>
+        <w:rPr>
+          <w:b w:val="0"/>
+          <w:color w:val="000000"/>
+          <w:sz w:val="20"/>
+        </w:rPr>
+        <w:t>BruinLearn</w:t>
+      </w:r>
+      <w:proofErr w:type="spellEnd"/>
+      <w:r>
+        <w:rPr>
+          <w:b w:val="0"/>
+          <w:color w:val="000000"/>
+          <w:sz w:val="20"/>
+        </w:rPr>
+        <w:t xml:space="preserve"> as a </w:t>
+      </w:r>
+      <w:r>
+        <w:rPr>
+          <w:b w:val="0"/>
+          <w:color w:val="000000"/>
+          <w:sz w:val="20"/>
+        </w:rPr>
+        <w:t>PDF.</w:t>
+      </w:r>
+    </w:p>
+    <w:p>
+      <w:pPr>
+        <w:spacing w:after="0"/>
+        <w:rPr>
+          <w:sz w:val="22"/>
+          <w:szCs w:val="22"/>
+        </w:rPr>
+      </w:pPr>
+    </w:p>
+    <w:p>
+      <w:pPr>
+        <w:spacing w:after="0"/>
+        <w:rPr>
+          <w:sz w:val="20"/>
+          <w:szCs w:val="20"/>
+        </w:rPr>
+      </w:pPr>
+    </w:p>
+    <w:p>
+      <w:pPr>
+        <w:pStyle w:val="Heading3"/>
+        <w:rPr>
+          <w:b w:val="0"/>
           <w:bCs w:val="0"/>
           <w:color w:val="000000" w:themeColor="text1"/>
           <w:sz w:val="20"/>
           <w:szCs w:val="20"/>
         </w:rPr>
-        <w:t xml:space="preserve"> and answer the questions below. Stick to 3 sentences maximum per question. Upload your responses to BruinLearn as a PDF by the end of the day (11:59pm PT).</w:t>
-      </w:r>
-    </w:p>
-    <w:p>
-      <w:pPr>
-        <w:spacing w:after="0"/>
-        <w:rPr>
-          <w:sz w:val="22"/>
-          <w:szCs w:val="22"/>
-        </w:rPr>
-      </w:pPr>
-    </w:p>
-    <w:p>
-      <w:pPr>
-        <w:spacing w:after="0"/>
+      </w:pPr>
+      <w:r>
+        <w:rPr>
+          <w:bCs w:val="0"/>
+          <w:color w:val="156082" w:themeColor="accent1"/>
+          <w:sz w:val="20"/>
+        </w:rPr>
+        <w:t>Question 1</w:t>
+      </w:r>
+      <w:r>
+        <w:rPr>
+          <w:b w:val="0"/>
+          <w:color w:val="000000"/>
+          <w:sz w:val="20"/>
+        </w:rPr>
+        <w:t>. In the Next Token tab, write your own 4- or 5-word Yelp-style prompt and compare all three pretrained models: 10,000 reviews / 1 epoch, 500,000 reviews / 1 epoch, and 500,000 reviews / 20 epochs. Report the prompt you used, plus the top next token and probability for each model. What changes as the model sees more data or trains longer?</w:t>
+      </w:r>
+    </w:p>
+    <w:p>
+      <w:pPr>
+        <w:rPr>
+          <w:sz w:val="20"/>
+          <w:szCs w:val="20"/>
+        </w:rPr>
+      </w:pPr>
+    </w:p>
+    <w:p>
+      <w:pPr>
+        <w:rPr>
+          <w:sz w:val="20"/>
+          <w:szCs w:val="20"/>
+        </w:rPr>
+      </w:pPr>
+    </w:p>
+    <w:p>
+      <w:pPr>
+        <w:rPr>
+          <w:sz w:val="20"/>
+          <w:szCs w:val="20"/>
+        </w:rPr>
+      </w:pPr>
+    </w:p>
+    <w:p>
+      <w:pPr>
+        <w:rPr>
+          <w:sz w:val="20"/>
+          <w:szCs w:val="20"/>
+        </w:rPr>
+      </w:pPr>
+    </w:p>
+    <w:p>
+      <w:pPr>
+        <w:rPr>
+          <w:sz w:val="20"/>
+          <w:szCs w:val="20"/>
+        </w:rPr>
+      </w:pPr>
+    </w:p>
+    <w:p>
+      <w:pPr>
+        <w:rPr>
+          <w:sz w:val="20"/>
+          <w:szCs w:val="20"/>
+        </w:rPr>
+      </w:pPr>
+    </w:p>
+    <w:p>
+      <w:pPr>
         <w:rPr>
           <w:sz w:val="20"/>
           <w:szCs w:val="20"/>
@@ -182,12 +282,89 @@
       </w:pPr>
       <w:r>
         <w:rPr>
-          <w:sz w:val="20"/>
-          <w:szCs w:val="20"/>
-        </w:rPr>
-        <w:t xml:space="preserve">Question 1. </w:t>
-      </w:r>
-      <w:r>
+          <w:bCs w:val="0"/>
+          <w:color w:val="156082" w:themeColor="accent1"/>
+          <w:sz w:val="20"/>
+        </w:rPr>
+        <w:t>Question 2.</w:t>
+      </w:r>
+      <w:r>
+        <w:rPr>
+          <w:b w:val="0"/>
+          <w:color w:val="156082" w:themeColor="accent1"/>
+          <w:sz w:val="20"/>
+        </w:rPr>
+        <w:t xml:space="preserve"> </w:t>
+      </w:r>
+      <w:r>
+        <w:rPr>
+          <w:b w:val="0"/>
+          <w:color w:val="000000"/>
+          <w:sz w:val="20"/>
+        </w:rPr>
+        <w:t>In the Next Token tab, choose two different 4- or 5-word Yelp-style prompts using the 500,000 reviews / 20 epochs model. Report both prompts, then report the top 3 predicted next tokens for each prompt. How does the prompt context shape what the model expects next?</w:t>
+      </w:r>
+    </w:p>
+    <w:p>
+      <w:pPr>
+        <w:rPr>
+          <w:sz w:val="20"/>
+          <w:szCs w:val="20"/>
+        </w:rPr>
+      </w:pPr>
+    </w:p>
+    <w:p>
+      <w:pPr>
+        <w:rPr>
+          <w:sz w:val="20"/>
+          <w:szCs w:val="20"/>
+        </w:rPr>
+      </w:pPr>
+    </w:p>
+    <w:p>
+      <w:pPr>
+        <w:rPr>
+          <w:sz w:val="20"/>
+          <w:szCs w:val="20"/>
+        </w:rPr>
+      </w:pPr>
+    </w:p>
+    <w:p>
+      <w:pPr>
+        <w:rPr>
+          <w:sz w:val="20"/>
+          <w:szCs w:val="20"/>
+        </w:rPr>
+      </w:pPr>
+    </w:p>
+    <w:p>
+      <w:pPr>
+        <w:rPr>
+          <w:sz w:val="20"/>
+          <w:szCs w:val="20"/>
+        </w:rPr>
+      </w:pPr>
+    </w:p>
+    <w:p>
+      <w:pPr>
+        <w:rPr>
+          <w:sz w:val="20"/>
+          <w:szCs w:val="20"/>
+        </w:rPr>
+      </w:pPr>
+    </w:p>
+    <w:p>
+      <w:pPr>
+        <w:pStyle w:val="Heading3"/>
+        <w:rPr>
+          <w:sz w:val="20"/>
+          <w:szCs w:val="20"/>
+        </w:rPr>
+      </w:pPr>
+    </w:p>
+    <w:p>
+      <w:pPr>
+        <w:pStyle w:val="Heading3"/>
         <w:rPr>
           <w:b w:val="0"/>
           <w:bCs w:val="0"/>
@@ -195,8 +372,40 @@
           <w:sz w:val="20"/>
           <w:szCs w:val="20"/>
         </w:rPr>
-        <w:t>In the Next Token tab, write your own 4- or 5-word Yelp-style prompt and compare all three pretrained models: 10,000 reviews / 1 epoch, 500,000 reviews / 1 epoch, and 500,000 reviews / 5 epochs. Report the prompt you used, plus the top next token and probability for each model. What changes as the model sees more data or trains longer?</w:t>
-      </w:r>
+      </w:pPr>
+      <w:r>
+        <w:rPr>
+          <w:bCs w:val="0"/>
+          <w:color w:val="156082" w:themeColor="accent1"/>
+          <w:sz w:val="20"/>
+        </w:rPr>
+        <w:lastRenderedPageBreak/>
+        <w:t>Question 3.</w:t>
+      </w:r>
+      <w:r>
+        <w:rPr>
+          <w:b w:val="0"/>
+          <w:color w:val="156082" w:themeColor="accent1"/>
+          <w:sz w:val="20"/>
+        </w:rPr>
+        <w:t xml:space="preserve"> </w:t>
+      </w:r>
+      <w:r>
+        <w:rPr>
+          <w:b w:val="0"/>
+          <w:color w:val="000000"/>
+          <w:sz w:val="20"/>
+        </w:rPr>
+        <w:t>In the Completion tab, use one 4- or 5-word Yelp-style prompt with the 500,000 reviews / 20 epochs model. Set Tokens to 20 and generate completions at temperatures 0.5, 0.8, and 1.1. Report the prompt you used. Which completion sounds most like a real Yelp review, and what does temperature appear to control?</w:t>
+      </w:r>
+    </w:p>
+    <w:p>
+      <w:pPr>
+        <w:rPr>
+          <w:sz w:val="20"/>
+          <w:szCs w:val="20"/>
+        </w:rPr>
+      </w:pPr>
     </w:p>
     <w:p>
       <w:pPr>
@@ -267,200 +476,43 @@
       </w:pPr>
       <w:r>
         <w:rPr>
-          <w:sz w:val="20"/>
-          <w:szCs w:val="20"/>
-        </w:rPr>
-        <w:t xml:space="preserve">Question 2. </w:t>
-      </w:r>
-      <w:r>
-        <w:rPr>
-          <w:b w:val="0"/>
           <w:bCs w:val="0"/>
-          <w:color w:val="000000" w:themeColor="text1"/>
-          <w:sz w:val="20"/>
-          <w:szCs w:val="20"/>
-        </w:rPr>
-        <w:t>In the Next Token tab, choose two different 4- or 5-word Yelp-style prompts using the 500,000 reviews / 5 epochs model. Report both prompts, then report the top 3 predicted next tokens for each prompt. How does the prompt context shape what the model expects next?</w:t>
-      </w:r>
-    </w:p>
-    <w:p>
-      <w:pPr>
-        <w:rPr>
-          <w:sz w:val="20"/>
-          <w:szCs w:val="20"/>
-        </w:rPr>
-      </w:pPr>
-    </w:p>
-    <w:p>
-      <w:pPr>
-        <w:rPr>
-          <w:sz w:val="20"/>
-          <w:szCs w:val="20"/>
-        </w:rPr>
-      </w:pPr>
-    </w:p>
-    <w:p>
-      <w:pPr>
-        <w:rPr>
-          <w:sz w:val="20"/>
-          <w:szCs w:val="20"/>
-        </w:rPr>
-      </w:pPr>
-    </w:p>
-    <w:p>
-      <w:pPr>
-        <w:rPr>
-          <w:sz w:val="20"/>
-          <w:szCs w:val="20"/>
-        </w:rPr>
-      </w:pPr>
-    </w:p>
-    <w:p>
-      <w:pPr>
-        <w:rPr>
-          <w:sz w:val="20"/>
-          <w:szCs w:val="20"/>
-        </w:rPr>
-      </w:pPr>
-    </w:p>
-    <w:p>
-      <w:pPr>
-        <w:rPr>
-          <w:sz w:val="20"/>
-          <w:szCs w:val="20"/>
-        </w:rPr>
-      </w:pPr>
-    </w:p>
-    <w:p>
-      <w:pPr>
-        <w:pStyle w:val="Heading3"/>
-        <w:rPr>
-          <w:sz w:val="20"/>
-          <w:szCs w:val="20"/>
-        </w:rPr>
-      </w:pPr>
-    </w:p>
-    <w:p>
-      <w:pPr>
-        <w:pStyle w:val="Heading3"/>
-        <w:rPr>
-          <w:b w:val="0"/>
-          <w:bCs w:val="0"/>
-          <w:color w:val="000000" w:themeColor="text1"/>
-          <w:sz w:val="20"/>
-          <w:szCs w:val="20"/>
-        </w:rPr>
-      </w:pPr>
-      <w:r>
-        <w:rPr>
-          <w:sz w:val="20"/>
-          <w:szCs w:val="20"/>
-        </w:rPr>
-        <w:lastRenderedPageBreak/>
-        <w:t xml:space="preserve">Question 3. </w:t>
-      </w:r>
-      <w:r>
-        <w:rPr>
-          <w:b w:val="0"/>
-          <w:bCs w:val="0"/>
-          <w:color w:val="000000" w:themeColor="text1"/>
-          <w:sz w:val="20"/>
-          <w:szCs w:val="20"/>
-        </w:rPr>
-        <w:t>In the Completion tab, use one 4- or 5-word Yelp-style prompt with the 500,000 reviews / 5 epochs model. Set Tokens to 20 and generate completions at temperatures 0.5, 0.8, and 1.1. Report the prompt you used. Which completion sounds most like a real Yelp review, and what does temperature appear to control?</w:t>
-      </w:r>
-    </w:p>
-    <w:p>
-      <w:pPr>
-        <w:rPr>
-          <w:sz w:val="20"/>
-          <w:szCs w:val="20"/>
-        </w:rPr>
-      </w:pPr>
-    </w:p>
-    <w:p>
-      <w:pPr>
-        <w:rPr>
-          <w:sz w:val="20"/>
-          <w:szCs w:val="20"/>
-        </w:rPr>
-      </w:pPr>
-    </w:p>
-    <w:p>
-      <w:pPr>
-        <w:rPr>
-          <w:sz w:val="20"/>
-          <w:szCs w:val="20"/>
-        </w:rPr>
-      </w:pPr>
-    </w:p>
-    <w:p>
-      <w:pPr>
-        <w:rPr>
-          <w:sz w:val="20"/>
-          <w:szCs w:val="20"/>
-        </w:rPr>
-      </w:pPr>
-    </w:p>
-    <w:p>
-      <w:pPr>
-        <w:rPr>
-          <w:sz w:val="20"/>
-          <w:szCs w:val="20"/>
-        </w:rPr>
-      </w:pPr>
-    </w:p>
-    <w:p>
-      <w:pPr>
-        <w:rPr>
-          <w:sz w:val="20"/>
-          <w:szCs w:val="20"/>
-        </w:rPr>
-      </w:pPr>
-    </w:p>
-    <w:p>
-      <w:pPr>
-        <w:rPr>
-          <w:sz w:val="20"/>
-          <w:szCs w:val="20"/>
-        </w:rPr>
-      </w:pPr>
-    </w:p>
-    <w:p>
-      <w:pPr>
-        <w:rPr>
-          <w:sz w:val="20"/>
-          <w:szCs w:val="20"/>
-        </w:rPr>
-      </w:pPr>
-    </w:p>
-    <w:p>
-      <w:pPr>
-        <w:pStyle w:val="Heading3"/>
-        <w:rPr>
-          <w:b w:val="0"/>
-          <w:bCs w:val="0"/>
-          <w:color w:val="000000" w:themeColor="text1"/>
-          <w:sz w:val="20"/>
-          <w:szCs w:val="20"/>
-        </w:rPr>
-      </w:pPr>
-      <w:r>
-        <w:rPr>
-          <w:sz w:val="20"/>
-          <w:szCs w:val="20"/>
-        </w:rPr>
-        <w:t xml:space="preserve">Question 4. </w:t>
-      </w:r>
-      <w:r>
-        <w:rPr>
-          <w:b w:val="0"/>
-          <w:bCs w:val="0"/>
-          <w:color w:val="000000" w:themeColor="text1"/>
-          <w:sz w:val="20"/>
-          <w:szCs w:val="20"/>
-        </w:rPr>
-        <w:t>If you wanted to improve this tiny Yelp language model, what changes would you make and why? You may comment on training data, model architecture, vocabulary size, training time, or evaluation. A strong answer should connect your recommendation to how the model works.</w:t>
+          <w:color w:val="156082" w:themeColor="accent1"/>
+          <w:sz w:val="20"/>
+        </w:rPr>
+        <w:t>Question 4.</w:t>
+      </w:r>
+      <w:r>
+        <w:rPr>
+          <w:b w:val="0"/>
+          <w:color w:val="156082" w:themeColor="accent1"/>
+          <w:sz w:val="20"/>
+        </w:rPr>
+        <w:t xml:space="preserve"> </w:t>
+      </w:r>
+      <w:r>
+        <w:rPr>
+          <w:b w:val="0"/>
+          <w:color w:val="000000"/>
+          <w:sz w:val="20"/>
+        </w:rPr>
+        <w:t>If you wanted to improve this tiny Yelp language model, what changes would you make and why? You may comment on data, architecture, vocabulary, training</w:t>
+      </w:r>
+      <w:r>
+        <w:rPr>
+          <w:b w:val="0"/>
+          <w:color w:val="000000"/>
+          <w:sz w:val="20"/>
+        </w:rPr>
+        <w:t xml:space="preserve"> process</w:t>
+      </w:r>
+      <w:r>
+        <w:rPr>
+          <w:b w:val="0"/>
+          <w:color w:val="000000"/>
+          <w:sz w:val="20"/>
+        </w:rPr>
+        <w:t>, or evaluation. A strong answer should connect your recommendation to how the model works.</w:t>
       </w:r>
     </w:p>
     <w:sectPr>

--- a/Assignments/Week6_Assignment.docx
+++ b/Assignments/Week6_Assignment.docx
@@ -138,25 +138,7 @@
           <w:color w:val="000000"/>
           <w:sz w:val="20"/>
         </w:rPr>
-        <w:t xml:space="preserve"> and answer the questions below. Stick to 3 sentences maximum per question. Upload your responses to </w:t>
-      </w:r>
-      <w:proofErr w:type="spellStart"/>
-      <w:r>
-        <w:rPr>
-          <w:b w:val="0"/>
-          <w:color w:val="000000"/>
-          <w:sz w:val="20"/>
-        </w:rPr>
-        <w:t>BruinLearn</w:t>
-      </w:r>
-      <w:proofErr w:type="spellEnd"/>
-      <w:r>
-        <w:rPr>
-          <w:b w:val="0"/>
-          <w:color w:val="000000"/>
-          <w:sz w:val="20"/>
-        </w:rPr>
-        <w:t xml:space="preserve"> as a </w:t>
+        <w:t xml:space="preserve"> and answer the questions below. Stick to 3 sentences maximum per question. Upload your responses to BruinLearn as a </w:t>
       </w:r>
       <w:r>
         <w:rPr>
@@ -396,7 +378,23 @@
           <w:color w:val="000000"/>
           <w:sz w:val="20"/>
         </w:rPr>
-        <w:t>In the Completion tab, use one 4- or 5-word Yelp-style prompt with the 500,000 reviews / 20 epochs model. Set Tokens to 20 and generate completions at temperatures 0.5, 0.8, and 1.1. Report the prompt you used. Which completion sounds most like a real Yelp review, and what does temperature appear to control?</w:t>
+        <w:t>In the Completion tab, use one 4- or 5-word Yelp-style prompt with the 500,000 reviews / 20 epochs model. Set Tokens to 20 and generate completions at temperatures 0.5, 0.8, and 1.</w:t>
+      </w:r>
+      <w:r>
+        <w:rPr>
+          <w:b w:val="0"/>
+          <w:color w:val="000000"/>
+          <w:sz w:val="20"/>
+        </w:rPr>
+        <w:t>3</w:t>
+      </w:r>
+      <w:r>
+        <w:rPr>
+          <w:b w:val="0"/>
+          <w:color w:val="000000"/>
+          <w:sz w:val="20"/>
+        </w:rPr>
+        <w:t>. Report the prompt you used. Which completion sounds most like a real Yelp review, and what does temperature appear to control?</w:t>
       </w:r>
     </w:p>
     <w:p>
